--- a/hefm/resources/articles/Monetary note of Models Selection/Monetary note of Models Selection.docx
+++ b/hefm/resources/articles/Monetary note of Models Selection/Monetary note of Models Selection.docx
@@ -50,7 +50,7 @@
         <w:t xml:space="preserve">Mauricio Vargas</w:t>
       </w:r>
     </w:p>
-    <w:bookmarkStart w:id="21" w:name="introducción-modelos-macroeconómicos"/>
+    <w:bookmarkStart w:id="10" w:name="introducción-modelos-macroeconómicos"/>
     <w:p>
       <w:pPr>
         <w:pStyle w:val="Heading2"/>
@@ -78,7 +78,7 @@
         <w:rPr>
           <w:rStyle w:val="FootnoteReference"/>
         </w:rPr>
-        <w:footnoteReference w:id="20"/>
+        <w:footnoteReference w:id="9"/>
       </w:r>
       <w:r>
         <w:t xml:space="preserve"> </w:t>
@@ -87,8 +87,8 @@
         <w:t xml:space="preserve">del Banguat. En dicha ocasión, se propuso utilizar un modelo de tipo SVAR para orientar la calibración del modelo semiestructural bajo revisión. No obstante, surgió la interrogante fundamental: ¿cómo se puede saber si un determinado modelo de tipo SVAR es una buena guía? En otras palabras, se requería un mecanismo de evaluación para este tipo de modelos. Desde entonces, se han trabajado diferentes propuestas metodológicas que pretenden cuantificar la precisión y robustez de los modelos. Este artículo presenta una propuesta concreta para responder a esta interrogante, la cual está fuertemente basada en métodos estadísticos de selección de modelos. Se inicia con una breve descripción de los modelos SVAR, abordando los métodos de estimación e identificación. Posteriormente, se describe el uso de dicha plataforma para seleccionar modelos con ciertas características de precisión y robustez.</w:t>
       </w:r>
     </w:p>
-    <w:bookmarkEnd w:id="21"/>
-    <w:bookmarkStart w:id="24" w:name="X6ec4ce36f85734b2822b0b22b92035a3963da4c"/>
+    <w:bookmarkEnd w:id="10"/>
+    <w:bookmarkStart w:id="13" w:name="X6ec4ce36f85734b2822b0b22b92035a3963da4c"/>
     <w:p>
       <w:pPr>
         <w:pStyle w:val="Heading2"/>
@@ -134,7 +134,7 @@
       <w:pPr>
         <w:pStyle w:val="BodyText"/>
       </w:pPr>
-      <w:bookmarkStart w:id="22" w:name="eq-ec1"/>
+      <w:bookmarkStart w:id="11" w:name="eq-ec1"/>
       <m:oMathPara>
         <m:oMathParaPr>
           <m:jc m:val="center"/>
@@ -362,22 +362,24 @@
           <m:r>
             <m:t>  </m:t>
           </m:r>
-          <m:d>
-            <m:dPr>
-              <m:begChr m:val="("/>
-              <m:sepChr m:val=""/>
-              <m:endChr m:val=")"/>
-              <m:grow/>
-            </m:dPr>
-            <m:e>
-              <m:r>
-                <m:t>1</m:t>
-              </m:r>
-            </m:e>
-          </m:d>
+          <m:r>
+            <m:rPr>
+              <m:sty m:val="p"/>
+            </m:rPr>
+            <m:t>(</m:t>
+          </m:r>
+          <m:r>
+            <m:t>1</m:t>
+          </m:r>
+          <m:r>
+            <m:rPr>
+              <m:sty m:val="p"/>
+            </m:rPr>
+            <m:t>)</m:t>
+          </m:r>
         </m:oMath>
       </m:oMathPara>
-      <w:bookmarkEnd w:id="22"/>
+      <w:bookmarkEnd w:id="11"/>
     </w:p>
     <w:p>
       <w:pPr>
@@ -642,7 +644,7 @@
       <w:pPr>
         <w:pStyle w:val="BodyText"/>
       </w:pPr>
-      <w:bookmarkStart w:id="23" w:name="eq-ec2"/>
+      <w:bookmarkStart w:id="12" w:name="eq-ec2"/>
       <m:oMathPara>
         <m:oMathParaPr>
           <m:jc m:val="center"/>
@@ -858,22 +860,24 @@
           <m:r>
             <m:t>  </m:t>
           </m:r>
-          <m:d>
-            <m:dPr>
-              <m:begChr m:val="("/>
-              <m:sepChr m:val=""/>
-              <m:endChr m:val=")"/>
-              <m:grow/>
-            </m:dPr>
-            <m:e>
-              <m:r>
-                <m:t>2</m:t>
-              </m:r>
-            </m:e>
-          </m:d>
+          <m:r>
+            <m:rPr>
+              <m:sty m:val="p"/>
+            </m:rPr>
+            <m:t>(</m:t>
+          </m:r>
+          <m:r>
+            <m:t>2</m:t>
+          </m:r>
+          <m:r>
+            <m:rPr>
+              <m:sty m:val="p"/>
+            </m:rPr>
+            <m:t>)</m:t>
+          </m:r>
         </m:oMath>
       </m:oMathPara>
-      <w:bookmarkEnd w:id="23"/>
+      <w:bookmarkEnd w:id="12"/>
     </w:p>
     <w:p>
       <w:pPr>
@@ -1163,8 +1167,8 @@
         <w:t xml:space="preserve">.</w:t>
       </w:r>
     </w:p>
-    <w:bookmarkEnd w:id="24"/>
-    <w:bookmarkStart w:id="29" w:name="X86f38d415690cd2981c5a5981ac6df9c3f59728"/>
+    <w:bookmarkEnd w:id="13"/>
+    <w:bookmarkStart w:id="18" w:name="X86f38d415690cd2981c5a5981ac6df9c3f59728"/>
     <w:p>
       <w:pPr>
         <w:pStyle w:val="Heading2"/>
@@ -1178,28 +1182,7 @@
         <w:pStyle w:val="FirstParagraph"/>
       </w:pPr>
       <w:r>
-        <w:t xml:space="preserve">La estimación de un modelo SVAR comprende dos etapas fundamentales: primero, la estimación de su forma reducida mediante el método de Mínimos Cuadrados Ordinarios (MCO); y segundo, el cálculo de su forma estructural. Este orden es crucial, ya que la forma estructural no puede estimarse directamente a partir de los datos observados. La</w:t>
-      </w:r>
-      <w:r>
-        <w:t xml:space="preserve"> </w:t>
-      </w:r>
-      <w:r>
-        <w:t xml:space="preserve">“estructura”</w:t>
-      </w:r>
-      <w:r>
-        <w:t xml:space="preserve"> </w:t>
-      </w:r>
-      <w:r>
-        <w:t xml:space="preserve">se refiere a la combinación de la dinámica intrínseca de la economía y los eventos exógenos e independientes (denominados</w:t>
-      </w:r>
-      <w:r>
-        <w:t xml:space="preserve"> </w:t>
-      </w:r>
-      <w:r>
-        <w:t xml:space="preserve">“choques”</w:t>
-      </w:r>
-      <w:r>
-        <w:t xml:space="preserve">), no predeterminados, que conjuntamente determinan el estado actual del sistema económico. No obstante, las variables económicas que se miden son el resultado combinado de estos dos componentes: la dinámica y los choques. Si no se conoce previamente uno de estos componentes, resulta imposible aislar el otro utilizando únicamente los datos disponibles.</w:t>
+        <w:t xml:space="preserve">La estimación de un modelo SVAR comprende dos etapas fundamentales: primero, la estimación de su forma reducida mediante el método de Mínimos Cuadrados Ordinarios (MCO); y segundo, el cálculo de su forma estructural. Este orden es crucial, ya que la forma estructural no puede estimarse directamente a partir de los datos observados. La “estructura” se refiere a la combinación de la dinámica intrínseca de la economía y los eventos exógenos e independientes (denominados “choques”), no predeterminados, que conjuntamente determinan el estado actual del sistema económico. No obstante, las variables económicas que se miden son el resultado combinado de estos dos componentes: la dinámica y los choques. Si no se conoce previamente uno de estos componentes, resulta imposible aislar el otro utilizando únicamente los datos disponibles.</w:t>
       </w:r>
     </w:p>
     <w:p>
@@ -1207,19 +1190,7 @@
         <w:pStyle w:val="BodyText"/>
       </w:pPr>
       <w:r>
-        <w:t xml:space="preserve">Dada esta dificultad para discernir simultáneamente la dinámica y los choques a partir de los datos, el proceso de estimación del SVAR persigue dos objetivos. Primero, la estimación por MCO captura la dinámica</w:t>
-      </w:r>
-      <w:r>
-        <w:t xml:space="preserve"> </w:t>
-      </w:r>
-      <w:r>
-        <w:t xml:space="preserve">“aparente”</w:t>
-      </w:r>
-      <w:r>
-        <w:t xml:space="preserve"> </w:t>
-      </w:r>
-      <w:r>
-        <w:t xml:space="preserve">de los datos, es decir, la mejor proyección posible del comportamiento futuro de las variables, basada en su evolución pasada. Segundo, la identificación estructural utiliza esta dinámica aparente (obtenida mediante MCO) y la combina con restricciones impuestas por el modelador para derivar la forma estructural que sea más congruente tanto con la dinámica observada como con dichas restricciones. Es crucial destacar que estas restricciones impuestas por el modelador son exógenas a los datos y se basan en criterios externos, como la teoría económica, resultados de investigaciones previas sobre la estimación de choques, o incluso la intuición fundamentada del investigador. No obstante, no existe un consenso metodológico unificado para validar la idoneidad de estas restricciones, lo cual es un desafío que la plataforma de evaluación busca abordar.</w:t>
+        <w:t xml:space="preserve">Dada esta dificultad para discernir simultáneamente la dinámica y los choques a partir de los datos, el proceso de estimación del SVAR persigue dos objetivos. Primero, la estimación por MCO captura la dinámica “aparente” de los datos, es decir, la mejor proyección posible del comportamiento futuro de las variables, basada en su evolución pasada. Segundo, la identificación estructural utiliza esta dinámica aparente (obtenida mediante MCO) y la combina con restricciones impuestas por el modelador para derivar la forma estructural que sea más congruente tanto con la dinámica observada como con dichas restricciones. Es crucial destacar que estas restricciones impuestas por el modelador son exógenas a los datos y se basan en criterios externos, como la teoría económica, resultados de investigaciones previas sobre la estimación de choques, o incluso la intuición fundamentada del investigador. No obstante, no existe un consenso metodológico unificado para validar la idoneidad de estas restricciones, lo cual es un desafío que la plataforma de evaluación busca abordar.</w:t>
       </w:r>
     </w:p>
     <w:p>
@@ -1312,28 +1283,7 @@
         </w:r>
       </w:hyperlink>
       <w:r>
-        <w:t xml:space="preserve">, de manera que se alcance dicho mínimo. El nombre</w:t>
-      </w:r>
-      <w:r>
-        <w:t xml:space="preserve"> </w:t>
-      </w:r>
-      <w:r>
-        <w:t xml:space="preserve">“Mínimos Cuadrados Ordinarios”</w:t>
-      </w:r>
-      <w:r>
-        <w:t xml:space="preserve"> </w:t>
-      </w:r>
-      <w:r>
-        <w:t xml:space="preserve">(MCO) proviene, precisamente, de la métrica empleada para cuantificar este error, el Error Cuadrático Medio (ECM), y del objetivo de minimizarla. Una ventaja significativa de emplear MCO para esta estimación es la disponibilidad de una</w:t>
-      </w:r>
-      <w:r>
-        <w:t xml:space="preserve"> </w:t>
-      </w:r>
-      <w:r>
-        <w:t xml:space="preserve">“solución analítica”</w:t>
-      </w:r>
-      <w:r>
-        <w:t xml:space="preserve">, lo que significa que existe una fórmula matemática explícita para calcular directamente los coeficientes que minimizan el ECM, dados la muestra de estimación y el orden p del VAR reducido propuesto.</w:t>
+        <w:t xml:space="preserve">, de manera que se alcance dicho mínimo. El nombre “Mínimos Cuadrados Ordinarios” (MCO) proviene, precisamente, de la métrica empleada para cuantificar este error, el Error Cuadrático Medio (ECM), y del objetivo de minimizarla. Una ventaja significativa de emplear MCO para esta estimación es la disponibilidad de una “solución analítica”, lo que significa que existe una fórmula matemática explícita para calcular directamente los coeficientes que minimizan el ECM, dados la muestra de estimación y el orden p del VAR reducido propuesto.</w:t>
       </w:r>
     </w:p>
     <w:p>
@@ -1382,7 +1332,7 @@
       <w:tr>
         <w:tc>
           <w:tcPr/>
-          <w:bookmarkStart w:id="28" w:name="fig-est-id-process"/>
+          <w:bookmarkStart w:id="17" w:name="fig-est-id-process"/>
           <w:p>
             <w:pPr>
               <w:pStyle w:val="Compact"/>
@@ -1393,18 +1343,18 @@
                 <wp:inline>
                   <wp:extent cx="5334000" cy="1464777"/>
                   <wp:effectExtent b="0" l="0" r="0" t="0"/>
-                  <wp:docPr descr="" title="" id="26" name="Picture"/>
+                  <wp:docPr descr="" title="" id="15" name="Picture"/>
                   <a:graphic>
                     <a:graphicData uri="http://schemas.openxmlformats.org/drawingml/2006/picture">
                       <pic:pic>
                         <pic:nvPicPr>
-                          <pic:cNvPr descr="images/Estimation%20and%20identification%20process.jpg" id="27" name="Picture"/>
+                          <pic:cNvPr descr="images/Estimation%20and%20identification%20process.jpg" id="16" name="Picture"/>
                           <pic:cNvPicPr>
                             <a:picLocks noChangeArrowheads="1" noChangeAspect="1"/>
                           </pic:cNvPicPr>
                         </pic:nvPicPr>
                         <pic:blipFill>
-                          <a:blip r:embed="rId25"/>
+                          <a:blip r:embed="rId14"/>
                           <a:stretch>
                             <a:fillRect/>
                           </a:stretch>
@@ -1436,7 +1386,7 @@
               <w:jc w:val="center"/>
             </w:pPr>
             <w:pPr>
-              <w:jc w:val="start"/>
+              <w:jc w:val="left"/>
               <w:spacing w:before="200"/>
               <w:pStyle w:val="ImageCaption"/>
             </w:pPr>
@@ -1444,12 +1394,12 @@
               <w:t xml:space="preserve">Figura 1: Proceso de estimación e identificación de modelos de tipo SVAR.</w:t>
             </w:r>
           </w:p>
-          <w:bookmarkEnd w:id="28"/>
+          <w:bookmarkEnd w:id="17"/>
         </w:tc>
       </w:tr>
     </w:tbl>
-    <w:bookmarkEnd w:id="29"/>
-    <w:bookmarkStart w:id="47" w:name="herramienta-de-selección-de-modelos-svar"/>
+    <w:bookmarkEnd w:id="18"/>
+    <w:bookmarkStart w:id="36" w:name="herramienta-de-selección-de-modelos-svar"/>
     <w:p>
       <w:pPr>
         <w:pStyle w:val="Heading2"/>
@@ -1472,16 +1422,7 @@
         <w:t xml:space="preserve">(Banco de Guatemala 2024)</w:t>
       </w:r>
       <w:r>
-        <w:t xml:space="preserve">. Es decir, los modelos se evalúan en dos dimensiones diferentes, una predictiva y una</w:t>
-      </w:r>
-      <w:r>
-        <w:t xml:space="preserve"> </w:t>
-      </w:r>
-      <w:r>
-        <w:t xml:space="preserve">“explicativa”</w:t>
-      </w:r>
-      <w:r>
-        <w:t xml:space="preserve">.</w:t>
+        <w:t xml:space="preserve">. Es decir, los modelos se evalúan en dos dimensiones diferentes, una predictiva y una “explicativa”.</w:t>
       </w:r>
     </w:p>
     <w:p>
@@ -1489,31 +1430,7 @@
         <w:pStyle w:val="BodyText"/>
       </w:pPr>
       <w:r>
-        <w:t xml:space="preserve">Dicha plataforma se basa fundamentalmente en la aplicación de la técnica de validación cruzada para modelos de series de tiempo. Esta técnica consiste en la conformación de múltiples submuestras a partir de los datos históricos disponibles, las cuales se emplean para estimar los parámetros del modelo. Posteriormente, dichos parámetros se utilizan para generar pronósticos sobre la porción de los datos históricos que no fue empleada en la estimación, con el propósito de construir predicciones</w:t>
-      </w:r>
-      <w:r>
-        <w:t xml:space="preserve"> </w:t>
-      </w:r>
-      <w:r>
-        <w:t xml:space="preserve">“fuera de muestra”</w:t>
-      </w:r>
-      <w:r>
-        <w:t xml:space="preserve"> </w:t>
-      </w:r>
-      <w:r>
-        <w:t xml:space="preserve">y así</w:t>
-      </w:r>
-      <w:r>
-        <w:t xml:space="preserve"> </w:t>
-      </w:r>
-      <w:r>
-        <w:t xml:space="preserve">“validar”</w:t>
-      </w:r>
-      <w:r>
-        <w:t xml:space="preserve"> </w:t>
-      </w:r>
-      <w:r>
-        <w:t xml:space="preserve">el modelo. Este ejercicio se repite para cada una de las submuestras, con el fin de cuantificar el comportamiento de los errores de pronóstico del modelo. Adicionalmente, los parámetros estimados y las relaciones de causalidad postuladas se utilizan para obtener las funciones de impulso-respuesta (IRF, por sus siglas en inglés) del modelo. De esta manera, se cuantifica la similitud de dichas respuestas a través de las diferentes submuestras de estimación.</w:t>
+        <w:t xml:space="preserve">Dicha plataforma se basa fundamentalmente en la aplicación de la técnica de validación cruzada para modelos de series de tiempo. Esta técnica consiste en la conformación de múltiples submuestras a partir de los datos históricos disponibles, las cuales se emplean para estimar los parámetros del modelo. Posteriormente, dichos parámetros se utilizan para generar pronósticos sobre la porción de los datos históricos que no fue empleada en la estimación, con el propósito de construir predicciones “fuera de muestra” y así “validar” el modelo. Este ejercicio se repite para cada una de las submuestras, con el fin de cuantificar el comportamiento de los errores de pronóstico del modelo. Adicionalmente, los parámetros estimados y las relaciones de causalidad postuladas se utilizan para obtener las funciones de impulso-respuesta (IRF, por sus siglas en inglés) del modelo. De esta manera, se cuantifica la similitud de dichas respuestas a través de las diferentes submuestras de estimación.</w:t>
       </w:r>
     </w:p>
     <w:p>
@@ -1524,7 +1441,7 @@
         <w:t xml:space="preserve">A continuación, se describe la medición de la capacidad predictiva y explicativa de los modelos SVAR. Para ilustrar los conceptos, se presentan los resultados de un modelo derivado del proceso de búsqueda de especificaciones y selección de variables relevantes llevado a cabo en la Sección de Modelos Macroeconómicos del DIE, y que ha mostrado métricas de evaluación favorables.</w:t>
       </w:r>
     </w:p>
-    <w:bookmarkStart w:id="46" w:name="evaluación-de-la-capacidad-predictiva"/>
+    <w:bookmarkStart w:id="35" w:name="evaluación-de-la-capacidad-predictiva"/>
     <w:p>
       <w:pPr>
         <w:pStyle w:val="Heading3"/>
@@ -1569,7 +1486,7 @@
         <w:rPr>
           <w:rStyle w:val="FootnoteReference"/>
         </w:rPr>
-        <w:footnoteReference w:id="30"/>
+        <w:footnoteReference w:id="19"/>
       </w:r>
     </w:p>
     <w:p>
@@ -1593,7 +1510,7 @@
       <w:tr>
         <w:tc>
           <w:tcPr/>
-          <w:bookmarkStart w:id="34" w:name="fig-forward-process"/>
+          <w:bookmarkStart w:id="23" w:name="fig-forward-process"/>
           <w:p>
             <w:pPr>
               <w:pStyle w:val="Compact"/>
@@ -1604,18 +1521,18 @@
                 <wp:inline>
                   <wp:extent cx="5334000" cy="1450383"/>
                   <wp:effectExtent b="0" l="0" r="0" t="0"/>
-                  <wp:docPr descr="" title="" id="32" name="Picture"/>
+                  <wp:docPr descr="" title="" id="21" name="Picture"/>
                   <a:graphic>
                     <a:graphicData uri="http://schemas.openxmlformats.org/drawingml/2006/picture">
                       <pic:pic>
                         <pic:nvPicPr>
-                          <pic:cNvPr descr="images/forward%20cross%20validation%20scheme.png" id="33" name="Picture"/>
+                          <pic:cNvPr descr="images/forward%20cross%20validation%20scheme.png" id="22" name="Picture"/>
                           <pic:cNvPicPr>
                             <a:picLocks noChangeArrowheads="1" noChangeAspect="1"/>
                           </pic:cNvPicPr>
                         </pic:nvPicPr>
                         <pic:blipFill>
-                          <a:blip r:embed="rId31"/>
+                          <a:blip r:embed="rId20"/>
                           <a:stretch>
                             <a:fillRect/>
                           </a:stretch>
@@ -1647,7 +1564,7 @@
               <w:jc w:val="center"/>
             </w:pPr>
             <w:pPr>
-              <w:jc w:val="start"/>
+              <w:jc w:val="left"/>
               <w:spacing w:before="200"/>
               <w:pStyle w:val="ImageCaption"/>
             </w:pPr>
@@ -1655,7 +1572,7 @@
               <w:t xml:space="preserve">Figura 2: Esquema de validación cruzada hacia adelante (forward). En cada iteración, la submuestra de estimación se expande y la submuestra de validación se reduce en un horizonte. La submuestra de validación se emplea para generar pronósticos a diferentes horizontes iterativamente.</w:t>
             </w:r>
           </w:p>
-          <w:bookmarkEnd w:id="34"/>
+          <w:bookmarkEnd w:id="23"/>
         </w:tc>
       </w:tr>
     </w:tbl>
@@ -1670,7 +1587,7 @@
         <w:rPr>
           <w:rStyle w:val="FootnoteReference"/>
         </w:rPr>
-        <w:footnoteReference w:id="35"/>
+        <w:footnoteReference w:id="24"/>
       </w:r>
       <w:r>
         <w:t xml:space="preserve"> </w:t>
@@ -1763,19 +1680,21 @@
             </m:r>
           </m:sub>
           <m:sup>
-            <m:d>
-              <m:dPr>
-                <m:begChr m:val="("/>
-                <m:sepChr m:val=""/>
-                <m:endChr m:val=")"/>
-                <m:grow/>
-              </m:dPr>
-              <m:e>
-                <m:r>
-                  <m:t>n</m:t>
-                </m:r>
-              </m:e>
-            </m:d>
+            <m:r>
+              <m:rPr>
+                <m:sty m:val="p"/>
+              </m:rPr>
+              <m:t>(</m:t>
+            </m:r>
+            <m:r>
+              <m:t>n</m:t>
+            </m:r>
+            <m:r>
+              <m:rPr>
+                <m:sty m:val="p"/>
+              </m:rPr>
+              <m:t>)</m:t>
+            </m:r>
           </m:sup>
         </m:sSubSup>
       </m:oMath>
@@ -1828,19 +1747,21 @@
             </m:r>
           </m:sub>
           <m:sup>
-            <m:d>
-              <m:dPr>
-                <m:begChr m:val="("/>
-                <m:sepChr m:val=""/>
-                <m:endChr m:val=")"/>
-                <m:grow/>
-              </m:dPr>
-              <m:e>
-                <m:r>
-                  <m:t>n</m:t>
-                </m:r>
-              </m:e>
-            </m:d>
+            <m:r>
+              <m:rPr>
+                <m:sty m:val="p"/>
+              </m:rPr>
+              <m:t>(</m:t>
+            </m:r>
+            <m:r>
+              <m:t>n</m:t>
+            </m:r>
+            <m:r>
+              <m:rPr>
+                <m:sty m:val="p"/>
+              </m:rPr>
+              <m:t>)</m:t>
+            </m:r>
           </m:sup>
         </m:sSubSup>
         <m:r>
@@ -1870,19 +1791,21 @@
             </m:r>
           </m:sub>
           <m:sup>
-            <m:d>
-              <m:dPr>
-                <m:begChr m:val="("/>
-                <m:sepChr m:val=""/>
-                <m:endChr m:val=")"/>
-                <m:grow/>
-              </m:dPr>
-              <m:e>
-                <m:r>
-                  <m:t>n</m:t>
-                </m:r>
-              </m:e>
-            </m:d>
+            <m:r>
+              <m:rPr>
+                <m:sty m:val="p"/>
+              </m:rPr>
+              <m:t>(</m:t>
+            </m:r>
+            <m:r>
+              <m:t>n</m:t>
+            </m:r>
+            <m:r>
+              <m:rPr>
+                <m:sty m:val="p"/>
+              </m:rPr>
+              <m:t>)</m:t>
+            </m:r>
           </m:sup>
         </m:sSubSup>
         <m:r>
@@ -1919,19 +1842,21 @@
             </m:r>
           </m:sub>
           <m:sup>
-            <m:d>
-              <m:dPr>
-                <m:begChr m:val="("/>
-                <m:sepChr m:val=""/>
-                <m:endChr m:val=")"/>
-                <m:grow/>
-              </m:dPr>
-              <m:e>
-                <m:r>
-                  <m:t>n</m:t>
-                </m:r>
-              </m:e>
-            </m:d>
+            <m:r>
+              <m:rPr>
+                <m:sty m:val="p"/>
+              </m:rPr>
+              <m:t>(</m:t>
+            </m:r>
+            <m:r>
+              <m:t>n</m:t>
+            </m:r>
+            <m:r>
+              <m:rPr>
+                <m:sty m:val="p"/>
+              </m:rPr>
+              <m:t>)</m:t>
+            </m:r>
           </m:sup>
         </m:sSubSup>
       </m:oMath>
@@ -1957,7 +1882,7 @@
       <w:pPr>
         <w:pStyle w:val="BodyText"/>
       </w:pPr>
-      <w:bookmarkStart w:id="36" w:name="eq-ec3"/>
+      <w:bookmarkStart w:id="25" w:name="eq-ec3"/>
       <m:oMathPara>
         <m:oMathParaPr>
           <m:jc m:val="center"/>
@@ -2047,91 +1972,97 @@
                   </m:r>
                 </m:sup>
                 <m:e>
-                  <m:sSup>
-                    <m:e>
-                      <m:d>
-                        <m:dPr>
-                          <m:begChr m:val="("/>
-                          <m:sepChr m:val=""/>
-                          <m:endChr m:val=")"/>
-                          <m:grow/>
-                        </m:dPr>
-                        <m:e>
-                          <m:sSubSup>
-                            <m:e>
-                              <m:acc>
-                                <m:accPr>
-                                  <m:chr m:val="̂"/>
-                                </m:accPr>
-                                <m:e>
-                                  <m:r>
-                                    <m:t>e</m:t>
-                                  </m:r>
-                                </m:e>
-                              </m:acc>
-                            </m:e>
-                            <m:sub>
-                              <m:r>
-                                <m:t>i</m:t>
-                              </m:r>
-                              <m:r>
-                                <m:rPr>
-                                  <m:sty m:val="p"/>
-                                </m:rPr>
-                                <m:t>,</m:t>
-                              </m:r>
-                              <m:r>
-                                <m:t>h</m:t>
-                              </m:r>
-                            </m:sub>
-                            <m:sup>
-                              <m:d>
-                                <m:dPr>
-                                  <m:begChr m:val="("/>
-                                  <m:sepChr m:val=""/>
-                                  <m:endChr m:val=")"/>
-                                  <m:grow/>
-                                </m:dPr>
-                                <m:e>
-                                  <m:r>
-                                    <m:t>n</m:t>
-                                  </m:r>
-                                </m:e>
-                              </m:d>
-                            </m:sup>
-                          </m:sSubSup>
-                        </m:e>
-                      </m:d>
-                    </m:e>
-                    <m:sup>
-                      <m:r>
-                        <m:t>2</m:t>
-                      </m:r>
-                    </m:sup>
-                  </m:sSup>
+                  <m:r>
+                    <m:rPr>
+                      <m:sty m:val="p"/>
+                    </m:rPr>
+                    <m:t>(</m:t>
+                  </m:r>
                 </m:e>
               </m:nary>
+              <m:sSubSup>
+                <m:e>
+                  <m:acc>
+                    <m:accPr>
+                      <m:chr m:val="̂"/>
+                    </m:accPr>
+                    <m:e>
+                      <m:r>
+                        <m:t>e</m:t>
+                      </m:r>
+                    </m:e>
+                  </m:acc>
+                </m:e>
+                <m:sub>
+                  <m:r>
+                    <m:t>i</m:t>
+                  </m:r>
+                  <m:r>
+                    <m:rPr>
+                      <m:sty m:val="p"/>
+                    </m:rPr>
+                    <m:t>,</m:t>
+                  </m:r>
+                  <m:r>
+                    <m:t>h</m:t>
+                  </m:r>
+                </m:sub>
+                <m:sup>
+                  <m:r>
+                    <m:rPr>
+                      <m:sty m:val="p"/>
+                    </m:rPr>
+                    <m:t>(</m:t>
+                  </m:r>
+                  <m:r>
+                    <m:t>n</m:t>
+                  </m:r>
+                  <m:r>
+                    <m:rPr>
+                      <m:sty m:val="p"/>
+                    </m:rPr>
+                    <m:t>)</m:t>
+                  </m:r>
+                </m:sup>
+              </m:sSubSup>
+              <m:sSup>
+                <m:e>
+                  <m:r>
+                    <m:rPr>
+                      <m:sty m:val="p"/>
+                    </m:rPr>
+                    <m:t>)</m:t>
+                  </m:r>
+                </m:e>
+                <m:sup>
+                  <m:r>
+                    <m:t>2</m:t>
+                  </m:r>
+                </m:sup>
+              </m:sSup>
             </m:e>
           </m:rad>
           <m:r>
             <m:t>  </m:t>
           </m:r>
-          <m:d>
-            <m:dPr>
-              <m:begChr m:val="("/>
-              <m:sepChr m:val=""/>
-              <m:endChr m:val=")"/>
-              <m:grow/>
-            </m:dPr>
-            <m:e>
-              <m:r>
-                <m:t>3</m:t>
-              </m:r>
-            </m:e>
-          </m:d>
+          <m:r>
+            <m:rPr>
+              <m:sty m:val="p"/>
+            </m:rPr>
+            <m:t>(</m:t>
+          </m:r>
+          <m:r>
+            <m:t>3</m:t>
+          </m:r>
+          <m:r>
+            <m:rPr>
+              <m:sty m:val="p"/>
+            </m:rPr>
+            <m:t>)</m:t>
+          </m:r>
         </m:oMath>
       </m:oMathPara>
-      <w:bookmarkEnd w:id="36"/>
+      <w:bookmarkEnd w:id="25"/>
     </w:p>
     <w:p>
       <w:pPr>
@@ -2172,22 +2103,10 @@
         <w:t xml:space="preserve"> </w:t>
       </w:r>
       <w:r>
-        <w:t xml:space="preserve">muestra los pronósticos generados en el ejercicio de validación de una de las variables objetivo de los modelos, la inflación interanual. Esta gráfica de</w:t>
-      </w:r>
-      <w:r>
-        <w:t xml:space="preserve"> </w:t>
-      </w:r>
-      <w:r>
-        <w:t xml:space="preserve">“spaghetti”</w:t>
-      </w:r>
-      <w:r>
-        <w:t xml:space="preserve"> </w:t>
-      </w:r>
-      <w:r>
-        <w:t xml:space="preserve">se utiliza como una herramienta de diagnóstico visual del modelo, pues permite observar las diferencias entre los pronósticos generados por el modelo y los datos observados de manera ex-post.</w:t>
-      </w:r>
-    </w:p>
-    <w:bookmarkStart w:id="45" w:name="fig-RMSE-Results"/>
+        <w:t xml:space="preserve">muestra los pronósticos generados en el ejercicio de validación de una de las variables objetivo de los modelos, la inflación interanual. Esta gráfica de “spaghetti” se utiliza como una herramienta de diagnóstico visual del modelo, pues permite observar las diferencias entre los pronósticos generados por el modelo y los datos observados de manera ex-post.</w:t>
+      </w:r>
+    </w:p>
+    <w:bookmarkStart w:id="34" w:name="fig-RMSE-Results"/>
     <w:tbl>
       <w:tblPr>
         <w:tblStyle w:val="Table"/>
@@ -2215,7 +2134,7 @@
             <w:tr>
               <w:tc>
                 <w:tcPr/>
-                <w:bookmarkStart w:id="40" w:name="fig-RMSE"/>
+                <w:bookmarkStart w:id="29" w:name="fig-RMSE"/>
                 <w:p>
                   <w:pPr>
                     <w:pStyle w:val="Compact"/>
@@ -2227,18 +2146,18 @@
                       <wp:inline>
                         <wp:extent cx="2971800" cy="1405851"/>
                         <wp:effectExtent b="0" l="0" r="0" t="0"/>
-                        <wp:docPr descr="" title="" id="38" name="Picture"/>
+                        <wp:docPr descr="" title="" id="27" name="Picture"/>
                         <a:graphic>
                           <a:graphicData uri="http://schemas.openxmlformats.org/drawingml/2006/picture">
                             <pic:pic>
                               <pic:nvPicPr>
-                                <pic:cNvPr descr="images/RMSE_d4_ln_cpi.jpg" id="39" name="Picture"/>
+                                <pic:cNvPr descr="images/RMSE_d4_ln_cpi.jpg" id="28" name="Picture"/>
                                 <pic:cNvPicPr>
                                   <a:picLocks noChangeArrowheads="1" noChangeAspect="1"/>
                                 </pic:cNvPicPr>
                               </pic:nvPicPr>
                               <pic:blipFill>
-                                <a:blip r:embed="rId37"/>
+                                <a:blip r:embed="rId26"/>
                                 <a:stretch>
                                   <a:fillRect/>
                                 </a:stretch>
@@ -2271,7 +2190,7 @@
                     <w:jc w:val="left"/>
                   </w:pPr>
                   <w:pPr>
-                    <w:jc w:val="start"/>
+                    <w:jc w:val="left"/>
                     <w:spacing w:before="200"/>
                     <w:pStyle w:val="ImageCaption"/>
                   </w:pPr>
@@ -2279,7 +2198,7 @@
                     <w:t xml:space="preserve">(a) RMSE de la tasa de inflación interanual para un modelo SVAR a diferentes horizontes.</w:t>
                   </w:r>
                 </w:p>
-                <w:bookmarkEnd w:id="40"/>
+                <w:bookmarkEnd w:id="29"/>
               </w:tc>
             </w:tr>
           </w:tbl>
@@ -2329,7 +2248,7 @@
             <w:tr>
               <w:tc>
                 <w:tcPr/>
-                <w:bookmarkStart w:id="44" w:name="fig-spaghetti"/>
+                <w:bookmarkStart w:id="33" w:name="fig-spaghetti"/>
                 <w:p>
                   <w:pPr>
                     <w:pStyle w:val="Compact"/>
@@ -2341,18 +2260,18 @@
                       <wp:inline>
                         <wp:extent cx="2971800" cy="1407694"/>
                         <wp:effectExtent b="0" l="0" r="0" t="0"/>
-                        <wp:docPr descr="" title="" id="42" name="Picture"/>
+                        <wp:docPr descr="" title="" id="31" name="Picture"/>
                         <a:graphic>
                           <a:graphicData uri="http://schemas.openxmlformats.org/drawingml/2006/picture">
                             <pic:pic>
                               <pic:nvPicPr>
-                                <pic:cNvPr descr="images/d4_ln_cpi_spaghetti.jpg" id="43" name="Picture"/>
+                                <pic:cNvPr descr="images/d4_ln_cpi_spaghetti.jpg" id="32" name="Picture"/>
                                 <pic:cNvPicPr>
                                   <a:picLocks noChangeArrowheads="1" noChangeAspect="1"/>
                                 </pic:cNvPicPr>
                               </pic:nvPicPr>
                               <pic:blipFill>
-                                <a:blip r:embed="rId41"/>
+                                <a:blip r:embed="rId30"/>
                                 <a:stretch>
                                   <a:fillRect/>
                                 </a:stretch>
@@ -2385,7 +2304,7 @@
                     <w:jc w:val="left"/>
                   </w:pPr>
                   <w:pPr>
-                    <w:jc w:val="start"/>
+                    <w:jc w:val="left"/>
                     <w:spacing w:before="200"/>
                     <w:pStyle w:val="ImageCaption"/>
                   </w:pPr>
@@ -2393,7 +2312,7 @@
                     <w:t xml:space="preserve">(b) Pronósticos de la inflación interanual obtenidos con un SVAR en el ejercicio de pronóstico fuera de muestra hacia adelante (forward).</w:t>
                   </w:r>
                 </w:p>
-                <w:bookmarkEnd w:id="44"/>
+                <w:bookmarkEnd w:id="33"/>
               </w:tc>
             </w:tr>
           </w:tbl>
@@ -2413,10 +2332,10 @@
         <w:t xml:space="preserve">Figura 3: Resultados de evaluación de pronósticos en el esquema de validación cruzada hacia adelante (forward).</w:t>
       </w:r>
     </w:p>
-    <w:bookmarkEnd w:id="45"/>
-    <w:bookmarkEnd w:id="46"/>
-    <w:bookmarkEnd w:id="47"/>
-    <w:bookmarkStart w:id="66" w:name="evaluación-de-la-capacidad-explicativa"/>
+    <w:bookmarkEnd w:id="34"/>
+    <w:bookmarkEnd w:id="35"/>
+    <w:bookmarkEnd w:id="36"/>
+    <w:bookmarkStart w:id="55" w:name="evaluación-de-la-capacidad-explicativa"/>
     <w:p>
       <w:pPr>
         <w:pStyle w:val="Heading2"/>
@@ -2430,19 +2349,7 @@
         <w:pStyle w:val="FirstParagraph"/>
       </w:pPr>
       <w:r>
-        <w:t xml:space="preserve">Dado que el modelo se parametriza en distintas submuestras de estimación, se genera una colección de funciones impulso-respuesta para cada una de las variables frente a diferentes choques estructurales. Las IRFs son computadas utilizando las relaciones de causalidad postuladas en el modelo estructural y los parámetros estimados de la forma reducida. La evaluación de la capacidad explicativa de los modelos se basa en la conjetura de que la robustez de las relaciones de causalidad impuestas en el modelo puede capturarse a través de la dispersión de las IRFs obtenidas en el proceso de validación cruzada. La intuición es que una menor dispersión de las IRFs sugiere que las respuestas estimadas de las variables del modelo a los choques estructurales son menos sensibles a las ventanas de datos específicas utilizadas durante la estimación. Por lo tanto, una menor dispersión puede indicar una mayor</w:t>
-      </w:r>
-      <w:r>
-        <w:t xml:space="preserve"> </w:t>
-      </w:r>
-      <w:r>
-        <w:t xml:space="preserve">“regularidad empírica”</w:t>
-      </w:r>
-      <w:r>
-        <w:t xml:space="preserve"> </w:t>
-      </w:r>
-      <w:r>
-        <w:t xml:space="preserve">conforme al modelo propuesto.</w:t>
+        <w:t xml:space="preserve">Dado que el modelo se parametriza en distintas submuestras de estimación, se genera una colección de funciones impulso-respuesta para cada una de las variables frente a diferentes choques estructurales. Las IRFs son computadas utilizando las relaciones de causalidad postuladas en el modelo estructural y los parámetros estimados de la forma reducida. La evaluación de la capacidad explicativa de los modelos se basa en la conjetura de que la robustez de las relaciones de causalidad impuestas en el modelo puede capturarse a través de la dispersión de las IRFs obtenidas en el proceso de validación cruzada. La intuición es que una menor dispersión de las IRFs sugiere que las respuestas estimadas de las variables del modelo a los choques estructurales son menos sensibles a las ventanas de datos específicas utilizadas durante la estimación. Por lo tanto, una menor dispersión puede indicar una mayor “regularidad empírica” conforme al modelo propuesto.</w:t>
       </w:r>
     </w:p>
     <w:p>
@@ -2483,7 +2390,7 @@
       <w:tr>
         <w:tc>
           <w:tcPr/>
-          <w:bookmarkStart w:id="51" w:name="fig-dispersion"/>
+          <w:bookmarkStart w:id="40" w:name="fig-dispersion"/>
           <w:p>
             <w:pPr>
               <w:pStyle w:val="Compact"/>
@@ -2494,18 +2401,18 @@
                 <wp:inline>
                   <wp:extent cx="5334000" cy="2526631"/>
                   <wp:effectExtent b="0" l="0" r="0" t="0"/>
-                  <wp:docPr descr="" title="" id="49" name="Picture"/>
+                  <wp:docPr descr="" title="" id="38" name="Picture"/>
                   <a:graphic>
                     <a:graphicData uri="http://schemas.openxmlformats.org/drawingml/2006/picture">
                       <pic:pic>
                         <pic:nvPicPr>
-                          <pic:cNvPr descr="images/d4_ln_cpi_dispersion.jpg" id="50" name="Picture"/>
+                          <pic:cNvPr descr="images/d4_ln_cpi_dispersion.jpg" id="39" name="Picture"/>
                           <pic:cNvPicPr>
                             <a:picLocks noChangeArrowheads="1" noChangeAspect="1"/>
                           </pic:cNvPicPr>
                         </pic:nvPicPr>
                         <pic:blipFill>
-                          <a:blip r:embed="rId48"/>
+                          <a:blip r:embed="rId37"/>
                           <a:stretch>
                             <a:fillRect/>
                           </a:stretch>
@@ -2537,7 +2444,7 @@
               <w:jc w:val="center"/>
             </w:pPr>
             <w:pPr>
-              <w:jc w:val="start"/>
+              <w:jc w:val="left"/>
               <w:spacing w:before="200"/>
               <w:pStyle w:val="ImageCaption"/>
             </w:pPr>
@@ -2545,7 +2452,7 @@
               <w:t xml:space="preserve">Figura 4: Distribución dinámica que permite caracterizar la dispersión de la respuesta de la inflación total ante un choque de tasa de interés de política monetaria según las diversas parametrizaciones del modelo correspondientes al esquema de validación cruzada hacia adelante (forward).</w:t>
             </w:r>
           </w:p>
-          <w:bookmarkEnd w:id="51"/>
+          <w:bookmarkEnd w:id="40"/>
         </w:tc>
       </w:tr>
     </w:tbl>
@@ -2574,14 +2481,14 @@
         <w:rPr>
           <w:rStyle w:val="FootnoteReference"/>
         </w:rPr>
-        <w:footnoteReference w:id="52"/>
+        <w:footnoteReference w:id="41"/>
       </w:r>
     </w:p>
     <w:p>
       <w:pPr>
         <w:pStyle w:val="BodyText"/>
       </w:pPr>
-      <w:bookmarkStart w:id="53" w:name="eq-ec4"/>
+      <w:bookmarkStart w:id="42" w:name="eq-ec4"/>
       <m:oMathPara>
         <m:oMathParaPr>
           <m:jc m:val="center"/>
@@ -2639,48 +2546,50 @@
               <m:r>
                 <m:t>p</m:t>
               </m:r>
-              <m:d>
-                <m:dPr>
-                  <m:begChr m:val="("/>
-                  <m:sepChr m:val=""/>
-                  <m:endChr m:val=")"/>
-                  <m:grow/>
-                </m:dPr>
+              <m:r>
+                <m:rPr>
+                  <m:sty m:val="p"/>
+                </m:rPr>
+                <m:t>(</m:t>
+              </m:r>
+              <m:r>
+                <m:t>I</m:t>
+              </m:r>
+              <m:r>
+                <m:t>Q</m:t>
+              </m:r>
+              <m:sSubSup>
                 <m:e>
                   <m:r>
-                    <m:t>I</m:t>
+                    <m:t>R</m:t>
+                  </m:r>
+                </m:e>
+                <m:sub>
+                  <m:r>
+                    <m:t>i</m:t>
                   </m:r>
                   <m:r>
-                    <m:t>Q</m:t>
+                    <m:rPr>
+                      <m:sty m:val="p"/>
+                    </m:rPr>
+                    <m:t>,</m:t>
                   </m:r>
-                  <m:sSubSup>
-                    <m:e>
-                      <m:r>
-                        <m:t>R</m:t>
-                      </m:r>
-                    </m:e>
-                    <m:sub>
-                      <m:r>
-                        <m:t>i</m:t>
-                      </m:r>
-                      <m:r>
-                        <m:rPr>
-                          <m:sty m:val="p"/>
-                        </m:rPr>
-                        <m:t>,</m:t>
-                      </m:r>
-                      <m:r>
-                        <m:t>j</m:t>
-                      </m:r>
-                    </m:sub>
-                    <m:sup>
-                      <m:r>
-                        <m:t>h</m:t>
-                      </m:r>
-                    </m:sup>
-                  </m:sSubSup>
-                </m:e>
-              </m:d>
+                  <m:r>
+                    <m:t>j</m:t>
+                  </m:r>
+                </m:sub>
+                <m:sup>
+                  <m:r>
+                    <m:t>h</m:t>
+                  </m:r>
+                </m:sup>
+              </m:sSubSup>
+              <m:r>
+                <m:rPr>
+                  <m:sty m:val="p"/>
+                </m:rPr>
+                <m:t>)</m:t>
+              </m:r>
             </m:num>
             <m:den>
               <m:r>
@@ -2692,73 +2601,79 @@
               <m:r>
                 <m:t>p</m:t>
               </m:r>
-              <m:d>
-                <m:dPr>
-                  <m:begChr m:val="("/>
-                  <m:sepChr m:val=""/>
-                  <m:endChr m:val=")"/>
-                  <m:grow/>
-                </m:dPr>
+              <m:r>
+                <m:rPr>
+                  <m:sty m:val="p"/>
+                </m:rPr>
+                <m:t>(</m:t>
+              </m:r>
+              <m:r>
+                <m:rPr>
+                  <m:sty m:val="p"/>
+                </m:rPr>
+                <m:t>|</m:t>
+              </m:r>
+              <m:sSubSup>
                 <m:e>
-                  <m:d>
-                    <m:dPr>
-                      <m:begChr m:val="|"/>
-                      <m:sepChr m:val=""/>
-                      <m:endChr m:val="|"/>
-                      <m:grow/>
-                    </m:dPr>
-                    <m:e>
-                      <m:sSubSup>
-                        <m:e>
-                          <m:r>
-                            <m:t>m</m:t>
-                          </m:r>
-                        </m:e>
-                        <m:sub>
-                          <m:r>
-                            <m:t>i</m:t>
-                          </m:r>
-                          <m:r>
-                            <m:rPr>
-                              <m:sty m:val="p"/>
-                            </m:rPr>
-                            <m:t>,</m:t>
-                          </m:r>
-                          <m:r>
-                            <m:t>j</m:t>
-                          </m:r>
-                        </m:sub>
-                        <m:sup>
-                          <m:r>
-                            <m:t>h</m:t>
-                          </m:r>
-                        </m:sup>
-                      </m:sSubSup>
-                    </m:e>
-                  </m:d>
+                  <m:r>
+                    <m:t>m</m:t>
+                  </m:r>
                 </m:e>
-              </m:d>
+                <m:sub>
+                  <m:r>
+                    <m:t>i</m:t>
+                  </m:r>
+                  <m:r>
+                    <m:rPr>
+                      <m:sty m:val="p"/>
+                    </m:rPr>
+                    <m:t>,</m:t>
+                  </m:r>
+                  <m:r>
+                    <m:t>j</m:t>
+                  </m:r>
+                </m:sub>
+                <m:sup>
+                  <m:r>
+                    <m:t>h</m:t>
+                  </m:r>
+                </m:sup>
+              </m:sSubSup>
+              <m:r>
+                <m:rPr>
+                  <m:sty m:val="p"/>
+                </m:rPr>
+                <m:t>|</m:t>
+              </m:r>
+              <m:r>
+                <m:rPr>
+                  <m:sty m:val="p"/>
+                </m:rPr>
+                <m:t>)</m:t>
+              </m:r>
             </m:den>
           </m:f>
           <m:r>
             <m:t>  </m:t>
           </m:r>
-          <m:d>
-            <m:dPr>
-              <m:begChr m:val="("/>
-              <m:sepChr m:val=""/>
-              <m:endChr m:val=")"/>
-              <m:grow/>
-            </m:dPr>
-            <m:e>
-              <m:r>
-                <m:t>4</m:t>
-              </m:r>
-            </m:e>
-          </m:d>
+          <m:r>
+            <m:rPr>
+              <m:sty m:val="p"/>
+            </m:rPr>
+            <m:t>(</m:t>
+          </m:r>
+          <m:r>
+            <m:t>4</m:t>
+          </m:r>
+          <m:r>
+            <m:rPr>
+              <m:sty m:val="p"/>
+            </m:rPr>
+            <m:t>)</m:t>
+          </m:r>
         </m:oMath>
       </m:oMathPara>
-      <w:bookmarkEnd w:id="53"/>
+      <w:bookmarkEnd w:id="42"/>
     </w:p>
     <w:p>
       <w:pPr>
@@ -2851,46 +2766,48 @@
         <w:t xml:space="preserve"> </w:t>
       </w:r>
       <m:oMath>
-        <m:d>
-          <m:dPr>
-            <m:begChr m:val="("/>
-            <m:sepChr m:val=""/>
-            <m:endChr m:val=")"/>
-            <m:grow/>
-          </m:dPr>
+        <m:r>
+          <m:rPr>
+            <m:sty m:val="p"/>
+          </m:rPr>
+          <m:t>(</m:t>
+        </m:r>
+        <m:sSub>
           <m:e>
-            <m:sSub>
-              <m:e>
-                <m:r>
-                  <m:t>Q</m:t>
-                </m:r>
-              </m:e>
-              <m:sub>
-                <m:r>
-                  <m:t>3</m:t>
-                </m:r>
-              </m:sub>
-            </m:sSub>
-            <m:r>
-              <m:rPr>
-                <m:sty m:val="p"/>
-              </m:rPr>
-              <m:t>−</m:t>
-            </m:r>
-            <m:sSub>
-              <m:e>
-                <m:r>
-                  <m:t>Q</m:t>
-                </m:r>
-              </m:e>
-              <m:sub>
-                <m:r>
-                  <m:t>1</m:t>
-                </m:r>
-              </m:sub>
-            </m:sSub>
+            <m:r>
+              <m:t>Q</m:t>
+            </m:r>
           </m:e>
-        </m:d>
+          <m:sub>
+            <m:r>
+              <m:t>3</m:t>
+            </m:r>
+          </m:sub>
+        </m:sSub>
+        <m:r>
+          <m:rPr>
+            <m:sty m:val="p"/>
+          </m:rPr>
+          <m:t>−</m:t>
+        </m:r>
+        <m:sSub>
+          <m:e>
+            <m:r>
+              <m:t>Q</m:t>
+            </m:r>
+          </m:e>
+          <m:sub>
+            <m:r>
+              <m:t>1</m:t>
+            </m:r>
+          </m:sub>
+        </m:sSub>
+        <m:r>
+          <m:rPr>
+            <m:sty m:val="p"/>
+          </m:rPr>
+          <m:t>)</m:t>
+        </m:r>
       </m:oMath>
       <w:r>
         <w:t xml:space="preserve"> </w:t>
@@ -2902,28 +2819,30 @@
         <w:t xml:space="preserve"> </w:t>
       </w:r>
       <m:oMath>
-        <m:d>
-          <m:dPr>
-            <m:begChr m:val="("/>
-            <m:sepChr m:val=""/>
-            <m:endChr m:val=")"/>
-            <m:grow/>
-          </m:dPr>
+        <m:r>
+          <m:rPr>
+            <m:sty m:val="p"/>
+          </m:rPr>
+          <m:t>(</m:t>
+        </m:r>
+        <m:sSub>
           <m:e>
-            <m:sSub>
-              <m:e>
-                <m:r>
-                  <m:t>Q</m:t>
-                </m:r>
-              </m:e>
-              <m:sub>
-                <m:r>
-                  <m:t>2</m:t>
-                </m:r>
-              </m:sub>
-            </m:sSub>
+            <m:r>
+              <m:t>Q</m:t>
+            </m:r>
           </m:e>
-        </m:d>
+          <m:sub>
+            <m:r>
+              <m:t>2</m:t>
+            </m:r>
+          </m:sub>
+        </m:sSub>
+        <m:r>
+          <m:rPr>
+            <m:sty m:val="p"/>
+          </m:rPr>
+          <m:t>)</m:t>
+        </m:r>
       </m:oMath>
       <w:r>
         <w:t xml:space="preserve">, respectivamente, de la respuesta de la variable</w:t>
@@ -3006,7 +2925,7 @@
       <w:tr>
         <w:tc>
           <w:tcPr/>
-          <w:bookmarkStart w:id="57" w:name="fig-CVr"/>
+          <w:bookmarkStart w:id="46" w:name="fig-CVr"/>
           <w:p>
             <w:pPr>
               <w:pStyle w:val="Compact"/>
@@ -3017,18 +2936,18 @@
                 <wp:inline>
                   <wp:extent cx="5334000" cy="2526631"/>
                   <wp:effectExtent b="0" l="0" r="0" t="0"/>
-                  <wp:docPr descr="" title="" id="55" name="Picture"/>
+                  <wp:docPr descr="" title="" id="44" name="Picture"/>
                   <a:graphic>
                     <a:graphicData uri="http://schemas.openxmlformats.org/drawingml/2006/picture">
                       <pic:pic>
                         <pic:nvPicPr>
-                          <pic:cNvPr descr="images/d4_ln_cpi_CVR.jpg" id="56" name="Picture"/>
+                          <pic:cNvPr descr="images/d4_ln_cpi_CVR.jpg" id="45" name="Picture"/>
                           <pic:cNvPicPr>
                             <a:picLocks noChangeArrowheads="1" noChangeAspect="1"/>
                           </pic:cNvPicPr>
                         </pic:nvPicPr>
                         <pic:blipFill>
-                          <a:blip r:embed="rId54"/>
+                          <a:blip r:embed="rId43"/>
                           <a:stretch>
                             <a:fillRect/>
                           </a:stretch>
@@ -3060,7 +2979,7 @@
               <w:jc w:val="center"/>
             </w:pPr>
             <w:pPr>
-              <w:jc w:val="start"/>
+              <w:jc w:val="left"/>
               <w:spacing w:before="200"/>
               <w:pStyle w:val="ImageCaption"/>
             </w:pPr>
@@ -3068,7 +2987,7 @@
               <w:t xml:space="preserve">Figura 5: Métrica de dispersión de la respuesta de la inflación total ante choques en las variables endógenas del modelo a través del esquema de validación cruzada hacia adelante (forward).</w:t>
             </w:r>
           </w:p>
-          <w:bookmarkEnd w:id="57"/>
+          <w:bookmarkEnd w:id="46"/>
         </w:tc>
       </w:tr>
     </w:tbl>
@@ -3135,7 +3054,7 @@
       <w:tr>
         <w:tc>
           <w:tcPr/>
-          <w:bookmarkStart w:id="61" w:name="fig-RMSE-comp"/>
+          <w:bookmarkStart w:id="50" w:name="fig-RMSE-comp"/>
           <w:p>
             <w:pPr>
               <w:pStyle w:val="Compact"/>
@@ -3146,18 +3065,18 @@
                 <wp:inline>
                   <wp:extent cx="5334000" cy="2530374"/>
                   <wp:effectExtent b="0" l="0" r="0" t="0"/>
-                  <wp:docPr descr="" title="" id="59" name="Picture"/>
+                  <wp:docPr descr="" title="" id="48" name="Picture"/>
                   <a:graphic>
                     <a:graphicData uri="http://schemas.openxmlformats.org/drawingml/2006/picture">
                       <pic:pic>
                         <pic:nvPicPr>
-                          <pic:cNvPr descr="images/d4_ln_cpi_RMSE_comparison.jpg" id="60" name="Picture"/>
+                          <pic:cNvPr descr="images/d4_ln_cpi_RMSE_comparison.jpg" id="49" name="Picture"/>
                           <pic:cNvPicPr>
                             <a:picLocks noChangeArrowheads="1" noChangeAspect="1"/>
                           </pic:cNvPicPr>
                         </pic:nvPicPr>
                         <pic:blipFill>
-                          <a:blip r:embed="rId58"/>
+                          <a:blip r:embed="rId47"/>
                           <a:stretch>
                             <a:fillRect/>
                           </a:stretch>
@@ -3189,7 +3108,7 @@
               <w:jc w:val="center"/>
             </w:pPr>
             <w:pPr>
-              <w:jc w:val="start"/>
+              <w:jc w:val="left"/>
               <w:spacing w:before="200"/>
               <w:pStyle w:val="ImageCaption"/>
             </w:pPr>
@@ -3197,7 +3116,7 @@
               <w:t xml:space="preserve">Figura 6: Comparación del RMSE de la Inflación Interanual de dos modelos SVAR a diferentes horizontes.</w:t>
             </w:r>
           </w:p>
-          <w:bookmarkEnd w:id="61"/>
+          <w:bookmarkEnd w:id="50"/>
         </w:tc>
       </w:tr>
     </w:tbl>
@@ -3222,7 +3141,7 @@
       <w:tr>
         <w:tc>
           <w:tcPr/>
-          <w:bookmarkStart w:id="65" w:name="fig-CVr-comp"/>
+          <w:bookmarkStart w:id="54" w:name="fig-CVr-comp"/>
           <w:p>
             <w:pPr>
               <w:pStyle w:val="Compact"/>
@@ -3233,18 +3152,18 @@
                 <wp:inline>
                   <wp:extent cx="5334000" cy="2526631"/>
                   <wp:effectExtent b="0" l="0" r="0" t="0"/>
-                  <wp:docPr descr="" title="" id="63" name="Picture"/>
+                  <wp:docPr descr="" title="" id="52" name="Picture"/>
                   <a:graphic>
                     <a:graphicData uri="http://schemas.openxmlformats.org/drawingml/2006/picture">
                       <pic:pic>
                         <pic:nvPicPr>
-                          <pic:cNvPr descr="images/d4_ln_cpi_CVR_comparison.jpg" id="64" name="Picture"/>
+                          <pic:cNvPr descr="images/d4_ln_cpi_CVR_comparison.jpg" id="53" name="Picture"/>
                           <pic:cNvPicPr>
                             <a:picLocks noChangeArrowheads="1" noChangeAspect="1"/>
                           </pic:cNvPicPr>
                         </pic:nvPicPr>
                         <pic:blipFill>
-                          <a:blip r:embed="rId62"/>
+                          <a:blip r:embed="rId51"/>
                           <a:stretch>
                             <a:fillRect/>
                           </a:stretch>
@@ -3276,7 +3195,7 @@
               <w:jc w:val="center"/>
             </w:pPr>
             <w:pPr>
-              <w:jc w:val="start"/>
+              <w:jc w:val="left"/>
               <w:spacing w:before="200"/>
               <w:pStyle w:val="ImageCaption"/>
             </w:pPr>
@@ -3284,7 +3203,7 @@
               <w:t xml:space="preserve">Figura 7: Comparación de métrica de dispersión de la respuesta de la inflación total ante choques en las variables endógenas del modelo a través del esquema de validación cruzada hacia adelante (forward).</w:t>
             </w:r>
           </w:p>
-          <w:bookmarkEnd w:id="65"/>
+          <w:bookmarkEnd w:id="54"/>
         </w:tc>
       </w:tr>
     </w:tbl>
@@ -3296,8 +3215,8 @@
         <w:t xml:space="preserve">Del mismo modo, la herramienta de selección puede aplicarse a un mayor número de modelos y a distintos subconjuntos de variables objetivo, lo que permite ordenarlos según sus resultados y establecer un criterio de selección cuantitativo uniforme. No obstante, aunque estas métricas proporcionan una guía objetiva sobre el desempeño predictivo y explicativo de los modelos, su evaluación debe complementarse con criterios cualitativos fundamentales definidos por la teoría económica. Entre estos destaca, por ejemplo, la dirección esperada de las funciones de impulso-respuesta de las variables ante distintos tipos de choques, la cual debe ser coherente con la teoría económica y el conocimiento experto del funcionamiento de la economía guatemalteca.</w:t>
       </w:r>
     </w:p>
-    <w:bookmarkEnd w:id="66"/>
-    <w:bookmarkStart w:id="74" w:name="conclusiones"/>
+    <w:bookmarkEnd w:id="55"/>
+    <w:bookmarkStart w:id="63" w:name="conclusiones"/>
     <w:p>
       <w:pPr>
         <w:pStyle w:val="Heading2"/>
@@ -3314,8 +3233,8 @@
         <w:t xml:space="preserve">En este artículo se exponen los fundamentos de la metodología de selección de modelos SVAR empleada en el Departamento de Investigaciones Económicas del Banco de Guatemala. Esta plataforma constituye una propuesta metodológica para abordar el problema de selección de modelos macroeconómicos, considerando tanto su capacidad predictiva como explicativa. Su enfoque se basa en la extracción de la información contenida en cada una de las submuestras de estimación en las series de tiempo multivariadas, lo que significa que está profundamente basada en el análisis del comportamiento de los datos históricos. Los resultados obtenidos permiten caracterizar el error de pronóstico, así como identificar regularidades empíricas observables en las funciones de impulso-respuesta. En consecuencia, los principios incorporados en esta metodología y los resultados que se derivan de su aplicación pueden ofrecer un insumo valioso para quienes elaboran política económica con base en modelos macroeconómicos, ya sea para la generación de pronósticos de corto y mediano plazo, o para la formulación de recomendaciones de política. Sin embargo, cabe indicar que esta plataforma metodológica no debe considerarse como un producto completo y terminado, puesto que está siempre sujeta a un proceso continuo de revisión y mejora.</w:t>
       </w:r>
     </w:p>
-    <w:bookmarkStart w:id="73" w:name="refs"/>
-    <w:bookmarkStart w:id="67" w:name="ref-Arach_Chand_Luke_Robert_2022"/>
+    <w:bookmarkStart w:id="62" w:name="refs"/>
+    <w:bookmarkStart w:id="56" w:name="ref-Arach_Chand_Luke_Robert_2022"/>
     <w:p>
       <w:pPr>
         <w:pStyle w:val="Bibliography"/>
@@ -3349,8 +3268,8 @@
         <w:t xml:space="preserve">49 (2): 268-90.</w:t>
       </w:r>
     </w:p>
-    <w:bookmarkEnd w:id="67"/>
-    <w:bookmarkStart w:id="69" w:name="ref-Banguat_2024_2025"/>
+    <w:bookmarkEnd w:id="56"/>
+    <w:bookmarkStart w:id="58" w:name="ref-Banguat_2024_2025"/>
     <w:p>
       <w:pPr>
         <w:pStyle w:val="Bibliography"/>
@@ -3374,7 +3293,7 @@
       <w:r>
         <w:t xml:space="preserve"> </w:t>
       </w:r>
-      <w:hyperlink r:id="rId68">
+      <w:hyperlink r:id="rId57">
         <w:r>
           <w:rPr>
             <w:rStyle w:val="Hyperlink"/>
@@ -3386,8 +3305,8 @@
         <w:t xml:space="preserve">.</w:t>
       </w:r>
     </w:p>
-    <w:bookmarkEnd w:id="69"/>
-    <w:bookmarkStart w:id="70" w:name="ref-Bergmeir_Benitez_2012"/>
+    <w:bookmarkEnd w:id="58"/>
+    <w:bookmarkStart w:id="59" w:name="ref-Bergmeir_Benitez_2012"/>
     <w:p>
       <w:pPr>
         <w:pStyle w:val="Bibliography"/>
@@ -3421,8 +3340,8 @@
         <w:t xml:space="preserve">191: 192-213.</w:t>
       </w:r>
     </w:p>
-    <w:bookmarkEnd w:id="70"/>
-    <w:bookmarkStart w:id="71" w:name="ref-killian_Lutke_2017"/>
+    <w:bookmarkEnd w:id="59"/>
+    <w:bookmarkStart w:id="60" w:name="ref-killian_Lutke_2017"/>
     <w:p>
       <w:pPr>
         <w:pStyle w:val="Bibliography"/>
@@ -3444,8 +3363,8 @@
         <w:t xml:space="preserve">. Cambridge.</w:t>
       </w:r>
     </w:p>
-    <w:bookmarkEnd w:id="71"/>
-    <w:bookmarkStart w:id="72" w:name="ref-Racine_2000"/>
+    <w:bookmarkEnd w:id="60"/>
+    <w:bookmarkStart w:id="61" w:name="ref-Racine_2000"/>
     <w:p>
       <w:pPr>
         <w:pStyle w:val="Bibliography"/>
@@ -3479,9 +3398,9 @@
         <w:t xml:space="preserve">99: 39-61.</w:t>
       </w:r>
     </w:p>
-    <w:bookmarkEnd w:id="72"/>
-    <w:bookmarkEnd w:id="73"/>
-    <w:bookmarkEnd w:id="74"/>
+    <w:bookmarkEnd w:id="61"/>
+    <w:bookmarkEnd w:id="62"/>
+    <w:bookmarkEnd w:id="63"/>
     <w:sectPr>
       <w:footnotePr>
         <w:numRestart w:val="eachSect"/>
@@ -3511,7 +3430,7 @@
       </w:r>
     </w:p>
   </w:footnote>
-  <w:footnote w:id="20">
+  <w:footnote w:id="9">
     <w:p>
       <w:pPr>
         <w:pStyle w:val="FootnoteText"/>
@@ -3526,19 +3445,7 @@
         <w:t xml:space="preserve"> </w:t>
       </w:r>
       <w:r>
-        <w:t xml:space="preserve">El MMS no es un modelo de tipo SVAR sino más bien, como su nombre lo indica, es un modelo de tipo semiestructural; una versión estándar de este tipo de modelos ha sido desarrollada por el Fondo Monetario Internacional bajo la denominación</w:t>
-      </w:r>
-      <w:r>
-        <w:t xml:space="preserve"> </w:t>
-      </w:r>
-      <w:r>
-        <w:t xml:space="preserve">“QPM”</w:t>
-      </w:r>
-      <w:r>
-        <w:t xml:space="preserve"> </w:t>
-      </w:r>
-      <w:r>
-        <w:t xml:space="preserve">(o</w:t>
+        <w:t xml:space="preserve">El MMS no es un modelo de tipo SVAR sino más bien, como su nombre lo indica, es un modelo de tipo semiestructural; una versión estándar de este tipo de modelos ha sido desarrollada por el Fondo Monetario Internacional bajo la denominación “QPM” (o</w:t>
       </w:r>
       <w:r>
         <w:t xml:space="preserve"> </w:t>
@@ -3555,7 +3462,7 @@
       </w:r>
     </w:p>
   </w:footnote>
-  <w:footnote w:id="30">
+  <w:footnote w:id="19">
     <w:p>
       <w:pPr>
         <w:pStyle w:val="FootnoteText"/>
@@ -3574,7 +3481,7 @@
       </w:r>
     </w:p>
   </w:footnote>
-  <w:footnote w:id="35">
+  <w:footnote w:id="24">
     <w:p>
       <w:pPr>
         <w:pStyle w:val="FootnoteText"/>
@@ -3589,23 +3496,11 @@
         <w:t xml:space="preserve"> </w:t>
       </w:r>
       <w:r>
-        <w:t xml:space="preserve">Las</w:t>
-      </w:r>
-      <w:r>
-        <w:t xml:space="preserve"> </w:t>
-      </w:r>
-      <w:r>
-        <w:t xml:space="preserve">“variables objetivo”</w:t>
-      </w:r>
-      <w:r>
-        <w:t xml:space="preserve"> </w:t>
-      </w:r>
-      <w:r>
-        <w:t xml:space="preserve">constituyen un subconjunto del conjunto de variables que integran el modelo SVAR y son aquéllas cuyos pronósticos son de particular relevancia para el usuario del modelo.</w:t>
+        <w:t xml:space="preserve">Las “variables objetivo” constituyen un subconjunto del conjunto de variables que integran el modelo SVAR y son aquéllas cuyos pronósticos son de particular relevancia para el usuario del modelo.</w:t>
       </w:r>
     </w:p>
   </w:footnote>
-  <w:footnote w:id="52">
+  <w:footnote w:id="41">
     <w:p>
       <w:pPr>
         <w:pStyle w:val="FootnoteText"/>
@@ -3716,10 +3611,10 @@
   <w:docDefaults>
     <w:rPrDefault>
       <w:rPr>
-        <w:rFonts w:asciiTheme="minorHAnsi" w:cstheme="minorBidi" w:eastAsiaTheme="minorHAnsi" w:hAnsiTheme="minorHAnsi"/>
+        <w:rFonts w:asciiTheme="minorHAnsi" w:cstheme="minorBidi" w:eastAsiaTheme="minorEastAsia" w:hAnsiTheme="minorHAnsi"/>
         <w:sz w:val="24"/>
         <w:szCs w:val="24"/>
-        <w:lang w:bidi="ar-SA" w:eastAsia="en-US" w:val="es"/>
+        <w:lang w:bidi="ar-SA" w:eastAsia="zh-CN" w:val="es"/>
       </w:rPr>
     </w:rPrDefault>
     <w:pPrDefault>
@@ -4260,13 +4155,6 @@
       </w:tblCellMar>
     </w:tblPr>
     <w:tblStylePr w:type="firstRow">
-      <w:tblPr>
-        <w:jc w:val="left"/>
-        <w:tblInd w:type="dxa" w:w="0"/>
-      </w:tblPr>
-      <w:trPr>
-        <w:jc w:val="left"/>
-      </w:trPr>
       <w:tcPr>
         <w:tcBorders>
           <w:bottom w:val="single"/>
